--- a/engine/Documentacion_Tecnica_BlockCAD.docx
+++ b/engine/Documentacion_Tecnica_BlockCAD.docx
@@ -207,7 +207,7 @@
                 <w:sz w:val="20"/>
                 <w:szCs w:val="20"/>
               </w:rPr>
-              <w:t xml:space="preserve">Motor y lenguaje funcionando; faltan las conexiones</w:t>
+              <w:t xml:space="preserve">Giro a Technic terminado; el editor web es la interfaz</w:t>
             </w:r>
           </w:p>
         </w:tc>
@@ -345,7 +345,7 @@
                 <w:sz w:val="20"/>
                 <w:szCs w:val="20"/>
               </w:rPr>
-              <w:t xml:space="preserve">230, todas en verde</w:t>
+              <w:t xml:space="preserve">256, todas en verde</w:t>
             </w:r>
           </w:p>
         </w:tc>
@@ -669,7 +669,20 @@
         <w:spacing w:after="60"/>
       </w:pPr>
       <w:r>
-        <w:t xml:space="preserve">230 pruebas automatizadas.</w:t>
+        <w:t xml:space="preserve">Conexiones entre piezas y aviso de las que quedan en el aire.</w:t>
+      </w:r>
+    </w:p>
+    <w:p>
+      <w:pPr>
+        <w:pStyle w:val="ListParagraph"/>
+        <w:numPr>
+          <w:ilvl w:val="0"/>
+          <w:numId w:val="1"/>
+        </w:numPr>
+        <w:spacing w:after="60"/>
+      </w:pPr>
+      <w:r>
+        <w:t xml:space="preserve">256 pruebas automatizadas.</w:t>
       </w:r>
     </w:p>
     <w:p>
@@ -682,7 +695,7 @@
         <w:spacing w:after="120"/>
       </w:pPr>
       <w:r>
-        <w:t xml:space="preserve">Lo que falta para completar el giro a Technic: las conexiones. Hoy el motor sabe que dos piezas no se pisan, pero no sabe si están unidas.</w:t>
+        <w:t xml:space="preserve">El giro a Technic está terminado. Lo que queda es del editor: dibujar la geometría real de LDraw en vez de cajas, y poder seleccionar con el ratón.</w:t>
       </w:r>
     </w:p>
     <w:p>
@@ -7286,7 +7299,20 @@
         <w:spacing w:after="60"/>
       </w:pPr>
       <w:r>
-        <w:t xml:space="preserve">No hay conexiones. El motor sabe que dos piezas no se pisan, pero no si están unidas. Nada impide una pieza flotando en el aire.</w:t>
+        <w:t xml:space="preserve">Una pieza puede quedarse flotando: se avisa, pero no se impide. Es deliberado.</w:t>
+      </w:r>
+    </w:p>
+    <w:p>
+      <w:pPr>
+        <w:pStyle w:val="ListParagraph"/>
+        <w:numPr>
+          <w:ilvl w:val="0"/>
+          <w:numId w:val="1"/>
+        </w:numPr>
+        <w:spacing w:after="60"/>
+      </w:pPr>
+      <w:r>
+        <w:t xml:space="preserve">La conexión solo se detecta por puntos compartidos. Un pin que una dos vigas de costado todavía no se modela, así que hoy esa regla es redundante con el apoyo.</w:t>
       </w:r>
     </w:p>
     <w:p>
@@ -7784,6 +7810,52 @@
                 <w:sz w:val="20"/>
                 <w:szCs w:val="20"/>
               </w:rPr>
+              <w:t xml:space="preserve">Hecho</w:t>
+            </w:r>
+          </w:p>
+        </w:tc>
+        <w:tc>
+          <w:tcPr>
+            <w:tcW w:type="dxa" w:w="7760"/>
+            <w:tcMar>
+              <w:top w:type="dxa" w:w="60"/>
+              <w:left w:type="dxa" w:w="100"/>
+              <w:bottom w:type="dxa" w:w="60"/>
+              <w:right w:type="dxa" w:w="100"/>
+            </w:tcMar>
+          </w:tcPr>
+          <w:p>
+            <w:r>
+              <w:rPr>
+                <w:b w:val="false"/>
+                <w:bCs w:val="false"/>
+                <w:sz w:val="20"/>
+                <w:szCs w:val="20"/>
+              </w:rPr>
+              <w:t xml:space="preserve">Conexiones y aviso de piezas en el aire.</w:t>
+            </w:r>
+          </w:p>
+        </w:tc>
+      </w:tr>
+      <w:tr>
+        <w:tc>
+          <w:tcPr>
+            <w:tcW w:type="dxa" w:w="1600"/>
+            <w:tcMar>
+              <w:top w:type="dxa" w:w="60"/>
+              <w:left w:type="dxa" w:w="100"/>
+              <w:bottom w:type="dxa" w:w="60"/>
+              <w:right w:type="dxa" w:w="100"/>
+            </w:tcMar>
+          </w:tcPr>
+          <w:p>
+            <w:r>
+              <w:rPr>
+                <w:b w:val="false"/>
+                <w:bCs w:val="false"/>
+                <w:sz w:val="20"/>
+                <w:szCs w:val="20"/>
+              </w:rPr>
               <w:t xml:space="preserve">Siguiente</w:t>
             </w:r>
           </w:p>
@@ -7806,7 +7878,7 @@
                 <w:sz w:val="20"/>
                 <w:szCs w:val="20"/>
               </w:rPr>
-              <w:t xml:space="preserve">Conexiones: pines, ejes y agujeros en rejilla de medio módulo.</w:t>
+              <w:t xml:space="preserve">Visor con la geometría real de LDraw.</w:t>
             </w:r>
           </w:p>
         </w:tc>
@@ -7852,7 +7924,7 @@
                 <w:sz w:val="20"/>
                 <w:szCs w:val="20"/>
               </w:rPr>
-              <w:t xml:space="preserve">Visor con la geometría real de LDraw.</w:t>
+              <w:t xml:space="preserve">Selección y edición con el ratón.</w:t>
             </w:r>
           </w:p>
         </w:tc>
@@ -7862,6 +7934,22 @@
       <w:pPr>
         <w:spacing w:after="120"/>
       </w:pPr>
+    </w:p>
+    <w:p>
+      <w:pPr>
+        <w:spacing w:after="120"/>
+        <w:rPr>
+          <w:b/>
+          <w:bCs/>
+        </w:rPr>
+      </w:pPr>
+      <w:r>
+        <w:rPr>
+          <w:b/>
+          <w:bCs/>
+        </w:rPr>
+        <w:t xml:space="preserve">El giro a Technic está terminado: el motor mide en LDU, gira en tres ejes, conoce las piezas de la caja y sabe qué se sostiene.</w:t>
+      </w:r>
     </w:p>
     <w:p>
       <w:pPr>
@@ -7869,7 +7957,7 @@
         <w:spacing w:after="120" w:before="240"/>
       </w:pPr>
       <w:r>
-        <w:t xml:space="preserve">15.1 Decisiones abiertas</w:t>
+        <w:t xml:space="preserve">15.1 El editor web es la interfaz</w:t>
       </w:r>
     </w:p>
     <w:p>
@@ -7877,7 +7965,7 @@
         <w:spacing w:after="120"/>
       </w:pPr>
       <w:r>
-        <w:t xml:space="preserve">¿Una pieza sin apoyo se rechaza o solo se avisa? Bloquea el paso de las conexiones. Si se rechaza, cada pieza tiene que conectar con algo y construir se vuelve estricto pero tedioso. Si solo se avisa, se puede montar cualquier cosa y el editor señala lo que queda al aire. El BlockCAD original permitía piezas flotantes.</w:t>
+        <w:t xml:space="preserve">No habrá aplicación de escritorio. Los pasos 6 y 7 del plan original —renderizado propio y una interfaz con PySide6— quedan descartados: rehacer allí un visor 3D que ya funciona llevaría al mismo sitio por más camino.</w:t>
       </w:r>
     </w:p>
     <w:p>
@@ -7885,7 +7973,7 @@
         <w:spacing w:after="120"/>
       </w:pPr>
       <w:r>
-        <w:t xml:space="preserve">¿El editor web ya es la interfaz? La hoja de ruta original terminaba en una aplicación de escritorio con PySide6, pero el editor web ya gira el modelo en 3D. Si la respuesta es sí, no hace falta rehacer un visor para llegar al mismo sitio.</w:t>
+        <w:t xml:space="preserve">Eso sube el listón de blockcad_web. Deja de ser una forma de mirar el modelo para ser el producto, así que lo que hoy se le perdona —dibujar cajas en vez de la geometría de LDraw, no girar los studs de una pieza tumbada— pasa a ser deuda.</w:t>
       </w:r>
     </w:p>
     <w:p>
@@ -7893,7 +7981,32 @@
         <w:spacing w:after="120"/>
       </w:pPr>
       <w:r>
-        <w:t xml:space="preserve">La licencia del BlockCAD original nunca se verificó. Importaba para leer su formato; con el giro a Technic puede haber dejado de importar.</w:t>
+        <w:t xml:space="preserve">Lo que no cambia es el principio de siempre: el motor no sabe que existen los gráficos. blockcad_web depende de él y nunca al revés. Esa frontera es lo que permitió cambiar las unidades, los giros y el catálogo enteros sin tocar el editor.</w:t>
+      </w:r>
+    </w:p>
+    <w:p>
+      <w:pPr>
+        <w:pStyle w:val="Heading2"/>
+        <w:spacing w:after="120" w:before="240"/>
+      </w:pPr>
+      <w:r>
+        <w:t xml:space="preserve">15.2 Decisiones ya tomadas</w:t>
+      </w:r>
+    </w:p>
+    <w:p>
+      <w:pPr>
+        <w:spacing w:after="120"/>
+      </w:pPr>
+      <w:r>
+        <w:t xml:space="preserve">Una pieza sin apoyo se avisa, no se rechaza. Rechazarla obligaría a que cada pieza conecte con algo mientras se construye, lo que vuelve el lenguaje tedioso; y el BlockCAD original permitía piezas flotantes.</w:t>
+      </w:r>
+    </w:p>
+    <w:p>
+      <w:pPr>
+        <w:spacing w:after="120"/>
+      </w:pPr>
+      <w:r>
+        <w:t xml:space="preserve">La licencia del BlockCAD original se cierra como irrelevante. Importaba para leer su formato, y ese paso murió con el giro a Technic: la geometría viene de LDraw y el inventario de Brickset. Este proyecto usa GPL-2.0-or-later por sus propios méritos, no "por coherencia con el autor anterior" como se dijo al principio: el original es freeware, o sea propietario, así que no había coherencia que preservar.</w:t>
       </w:r>
     </w:p>
     <w:p>

--- a/engine/Documentacion_Tecnica_BlockCAD.docx
+++ b/engine/Documentacion_Tecnica_BlockCAD.docx
@@ -161,7 +161,7 @@
                 <w:sz w:val="20"/>
                 <w:szCs w:val="20"/>
               </w:rPr>
-              <w:t xml:space="preserve">0.5.0</w:t>
+              <w:t xml:space="preserve">0.6.0</w:t>
             </w:r>
           </w:p>
         </w:tc>
@@ -207,7 +207,7 @@
                 <w:sz w:val="20"/>
                 <w:szCs w:val="20"/>
               </w:rPr>
-              <w:t xml:space="preserve">Giro a Technic terminado; el editor web es la interfaz</w:t>
+              <w:t xml:space="preserve">Giro a Technic terminado; el visor dibuja las piezas de verdad</w:t>
             </w:r>
           </w:p>
         </w:tc>
@@ -345,7 +345,7 @@
                 <w:sz w:val="20"/>
                 <w:szCs w:val="20"/>
               </w:rPr>
-              <w:t xml:space="preserve">256, todas en verde</w:t>
+              <w:t xml:space="preserve">278, todas en verde</w:t>
             </w:r>
           </w:p>
         </w:tc>
@@ -643,7 +643,7 @@
         <w:spacing w:after="60"/>
       </w:pPr>
       <w:r>
-        <w:t xml:space="preserve">Lector de LDraw y catálogo del set 45300: 277 de sus 280 piezas.</w:t>
+        <w:t xml:space="preserve">Las piezas se dibujan con su geometría real de LDraw, no como cajas.</w:t>
       </w:r>
     </w:p>
     <w:p>
@@ -656,7 +656,7 @@
         <w:spacing w:after="60"/>
       </w:pPr>
       <w:r>
-        <w:t xml:space="preserve">Guardado y carga en JSON versionado, con migradores.</w:t>
+        <w:t xml:space="preserve">Lector de LDraw y catálogo del set 45300: 277 de sus 280 piezas.</w:t>
       </w:r>
     </w:p>
     <w:p>
@@ -669,7 +669,7 @@
         <w:spacing w:after="60"/>
       </w:pPr>
       <w:r>
-        <w:t xml:space="preserve">Conexiones entre piezas y aviso de las que quedan en el aire.</w:t>
+        <w:t xml:space="preserve">Guardado y carga en JSON versionado, con migradores.</w:t>
       </w:r>
     </w:p>
     <w:p>
@@ -682,7 +682,20 @@
         <w:spacing w:after="60"/>
       </w:pPr>
       <w:r>
-        <w:t xml:space="preserve">256 pruebas automatizadas.</w:t>
+        <w:t xml:space="preserve">Conexiones entre piezas y aviso de las que quedan en el aire.</w:t>
+      </w:r>
+    </w:p>
+    <w:p>
+      <w:pPr>
+        <w:pStyle w:val="ListParagraph"/>
+        <w:numPr>
+          <w:ilvl w:val="0"/>
+          <w:numId w:val="1"/>
+        </w:numPr>
+        <w:spacing w:after="60"/>
+      </w:pPr>
+      <w:r>
+        <w:t xml:space="preserve">278 pruebas automatizadas.</w:t>
       </w:r>
     </w:p>
     <w:p>
@@ -695,7 +708,7 @@
         <w:spacing w:after="120"/>
       </w:pPr>
       <w:r>
-        <w:t xml:space="preserve">El giro a Technic está terminado. Lo que queda es del editor: dibujar la geometría real de LDraw en vez de cajas, y poder seleccionar con el ratón.</w:t>
+        <w:t xml:space="preserve">El giro a Technic está terminado, y el visor ya dibuja las piezas de verdad. Lo que queda es poder seleccionar y editar con el ratón.</w:t>
       </w:r>
     </w:p>
     <w:p>
@@ -4232,7 +4245,87 @@
         <w:spacing w:after="120" w:before="240"/>
       </w:pPr>
       <w:r>
-        <w:t xml:space="preserve">9.3 Contraste</w:t>
+        <w:t xml:space="preserve">9.3 Las piezas de verdad</w:t>
+      </w:r>
+    </w:p>
+    <w:p>
+      <w:pPr>
+        <w:spacing w:after="120"/>
+      </w:pPr>
+      <w:r>
+        <w:t xml:space="preserve">El visor dibuja la geometría real de LDraw, no cajas, así que una pieza se ve con sus studs y sus agujeros mire hacia donde mire.</w:t>
+      </w:r>
+    </w:p>
+    <w:p>
+      <w:pPr>
+        <w:spacing w:after="120"/>
+      </w:pPr>
+      <w:r>
+        <w:t xml:space="preserve">Las mallas viven en datos/mallas_45300.json, aparte del catálogo y no dentro, porque pesan cuarenta veces más: el catálogo se lee siempre y las mallas solo para dibujar. El servidor manda únicamente las que el modelo usa; la casa de ejemplo gasta 45 KB de los 4,9 MB.</w:t>
+      </w:r>
+    </w:p>
+    <w:p>
+      <w:pPr>
+        <w:spacing w:after="120"/>
+      </w:pPr>
+      <w:r>
+        <w:t xml:space="preserve">Tres cosas costaron, y conviene no volver a aprenderlas:</w:t>
+      </w:r>
+    </w:p>
+    <w:p>
+      <w:pPr>
+        <w:pStyle w:val="ListParagraph"/>
+        <w:numPr>
+          <w:ilvl w:val="0"/>
+          <w:numId w:val="1"/>
+        </w:numPr>
+        <w:spacing w:after="60"/>
+      </w:pPr>
+      <w:r>
+        <w:t xml:space="preserve">Un cuadrilátero se guarda partido en dos triángulos. Con sus cuatro esquinas bastaba para medir una caja —era su único uso—, pero al dibujar los vértices se leen de tres en tres, y un cuarto vértice suelto desplaza todo lo que venga detrás.</w:t>
+      </w:r>
+    </w:p>
+    <w:p>
+      <w:pPr>
+        <w:pStyle w:val="ListParagraph"/>
+        <w:numPr>
+          <w:ilvl w:val="0"/>
+          <w:numId w:val="1"/>
+        </w:numPr>
+        <w:spacing w:after="60"/>
+      </w:pPr>
+      <w:r>
+        <w:t xml:space="preserve">LDraw dice hacia dónde mira cada cara con instrucciones BFC, y el lector no las interpreta. Por eso se dibujan las dos caras: si no, la mitad de los triángulos se descartan y las piezas se ven huecas. Funciona porque la malla no va indexada y cada triángulo lleva su normal; con índice, las normales se promediarían entre caras de sentido opuesto y se anularían.</w:t>
+      </w:r>
+    </w:p>
+    <w:p>
+      <w:pPr>
+        <w:pStyle w:val="ListParagraph"/>
+        <w:numPr>
+          <w:ilvl w:val="0"/>
+          <w:numId w:val="1"/>
+        </w:numPr>
+        <w:spacing w:after="60"/>
+      </w:pPr>
+      <w:r>
+        <w:t xml:space="preserve">Los bordes no son adorno. Dos piezas del mismo color pegadas son caras coplanares con la misma luz: sin bordes, una pared de ladrillos se ve como un bloque liso.</w:t>
+      </w:r>
+    </w:p>
+    <w:p>
+      <w:pPr>
+        <w:spacing w:after="120"/>
+      </w:pPr>
+      <w:r>
+        <w:t xml:space="preserve">Y hay dos convenios que chocan: LDraw dibuja el lado largo en X y el catálogo básico lo cuenta en Y. El archivo de mallas es uno solo y no puede estar girado y sin girar a la vez, así que se guarda tal cual y cada pieza declara el cuarto de vuelta que necesita. Eso obliga a dos reanclajes: el de la malla usa su extensión natural —que lleva los studs— y el del usuario, la caja de colisión.</w:t>
+      </w:r>
+    </w:p>
+    <w:p>
+      <w:pPr>
+        <w:pStyle w:val="Heading2"/>
+        <w:spacing w:after="120" w:before="240"/>
+      </w:pPr>
+      <w:r>
+        <w:t xml:space="preserve">9.4 Contraste</w:t>
       </w:r>
     </w:p>
     <w:p>
@@ -7338,7 +7431,7 @@
         <w:spacing w:after="60"/>
       </w:pPr>
       <w:r>
-        <w:t xml:space="preserve">El visor dibuja cajas, no la geometría real de LDraw. Una pieza tumbada no dibuja sus studs.</w:t>
+        <w:t xml:space="preserve">El visor dibuja las dos caras de cada triángulo en vez de interpretar las instrucciones BFC de LDraw. Cuesta algo de relleno y llega al mismo sitio, pero no es lo mismo.</w:t>
       </w:r>
     </w:p>
     <w:p>
@@ -7856,53 +7949,53 @@
                 <w:sz w:val="20"/>
                 <w:szCs w:val="20"/>
               </w:rPr>
+              <w:t xml:space="preserve">Hecho</w:t>
+            </w:r>
+          </w:p>
+        </w:tc>
+        <w:tc>
+          <w:tcPr>
+            <w:tcW w:type="dxa" w:w="7760"/>
+            <w:tcMar>
+              <w:top w:type="dxa" w:w="60"/>
+              <w:left w:type="dxa" w:w="100"/>
+              <w:bottom w:type="dxa" w:w="60"/>
+              <w:right w:type="dxa" w:w="100"/>
+            </w:tcMar>
+          </w:tcPr>
+          <w:p>
+            <w:r>
+              <w:rPr>
+                <w:b w:val="false"/>
+                <w:bCs w:val="false"/>
+                <w:sz w:val="20"/>
+                <w:szCs w:val="20"/>
+              </w:rPr>
+              <w:t xml:space="preserve">Visor con la geometría real de LDraw.</w:t>
+            </w:r>
+          </w:p>
+        </w:tc>
+      </w:tr>
+      <w:tr>
+        <w:tc>
+          <w:tcPr>
+            <w:tcW w:type="dxa" w:w="1600"/>
+            <w:tcMar>
+              <w:top w:type="dxa" w:w="60"/>
+              <w:left w:type="dxa" w:w="100"/>
+              <w:bottom w:type="dxa" w:w="60"/>
+              <w:right w:type="dxa" w:w="100"/>
+            </w:tcMar>
+          </w:tcPr>
+          <w:p>
+            <w:r>
+              <w:rPr>
+                <w:b w:val="false"/>
+                <w:bCs w:val="false"/>
+                <w:sz w:val="20"/>
+                <w:szCs w:val="20"/>
+              </w:rPr>
               <w:t xml:space="preserve">Siguiente</w:t>
-            </w:r>
-          </w:p>
-        </w:tc>
-        <w:tc>
-          <w:tcPr>
-            <w:tcW w:type="dxa" w:w="7760"/>
-            <w:tcMar>
-              <w:top w:type="dxa" w:w="60"/>
-              <w:left w:type="dxa" w:w="100"/>
-              <w:bottom w:type="dxa" w:w="60"/>
-              <w:right w:type="dxa" w:w="100"/>
-            </w:tcMar>
-          </w:tcPr>
-          <w:p>
-            <w:r>
-              <w:rPr>
-                <w:b w:val="false"/>
-                <w:bCs w:val="false"/>
-                <w:sz w:val="20"/>
-                <w:szCs w:val="20"/>
-              </w:rPr>
-              <w:t xml:space="preserve">Visor con la geometría real de LDraw.</w:t>
-            </w:r>
-          </w:p>
-        </w:tc>
-      </w:tr>
-      <w:tr>
-        <w:tc>
-          <w:tcPr>
-            <w:tcW w:type="dxa" w:w="1600"/>
-            <w:tcMar>
-              <w:top w:type="dxa" w:w="60"/>
-              <w:left w:type="dxa" w:w="100"/>
-              <w:bottom w:type="dxa" w:w="60"/>
-              <w:right w:type="dxa" w:w="100"/>
-            </w:tcMar>
-          </w:tcPr>
-          <w:p>
-            <w:r>
-              <w:rPr>
-                <w:b w:val="false"/>
-                <w:bCs w:val="false"/>
-                <w:sz w:val="20"/>
-                <w:szCs w:val="20"/>
-              </w:rPr>
-              <w:t xml:space="preserve"/>
             </w:r>
           </w:p>
         </w:tc>
